--- a/landing-page/program-detail/rushford-business-school/mba/02-mba-in-sustainability-energy-and-environment.docx
+++ b/landing-page/program-detail/rushford-business-school/mba/02-mba-in-sustainability-energy-and-environment.docx
@@ -336,7 +336,7 @@
     </w:p>
     <w:p>
       <w:r>
-        <w:t>Every boardroom in the Gulf now has an energy conversation sitting in it, whether the company admits it or not. This MBA joins that conversation with credentials behind it: the standard Rushford management core first, then a specialization running through energy economics, sustainability strategy, renewables, efficiency, and the newer language of smart cities. Climate science gets taught through cases, not slogans, which matters more than it sounds.</w:t>
+        <w:t>Every boardroom in the Gulf now has an energy conversation sitting in it, whether the company admits it or not. This MBA joins that conversation with credentials behind it: the standard Rushford management core first, then a specialisation running through energy economics, sustainability strategy, renewables, efficiency, and the newer language of smart cities. Climate science gets taught through cases, not slogans, which matters more than it sounds.</w:t>
       </w:r>
     </w:p>
     <w:p>
@@ -362,7 +362,7 @@
     </w:p>
     <w:p>
       <w:r>
-        <w:t>Evenings and three-week courses. The paycheque keeps landing while the specialization builds, and that is the whole point of the format.</w:t>
+        <w:t>Evenings and three-week courses. The paycheque keeps landing while the specialisation builds, and that is the whole point of the format.</w:t>
       </w:r>
     </w:p>
     <w:p>
@@ -438,7 +438,7 @@
         <w:t>Closing line:</w:t>
       </w:r>
       <w:r>
-        <w:t xml:space="preserve"> The diploma carries the Swiss school's name, and the specialization is the part that opens doors in energy. Both come in the same envelope.</w:t>
+        <w:t xml:space="preserve"> The diploma carries the Swiss school's name, and the specialisation is the part that opens doors in energy. Both come in the same envelope.</w:t>
       </w:r>
     </w:p>
     <w:p>
@@ -510,7 +510,7 @@
         <w:pStyle w:val="ListNumber"/>
       </w:pPr>
       <w:r>
-        <w:t>Finish with a capstone rooted in a real organization's sustainability problem</w:t>
+        <w:t>Finish with a capstone rooted in a real organisation's sustainability problem</w:t>
       </w:r>
     </w:p>
     <w:p>
@@ -747,7 +747,7 @@
         <w:spacing w:before="200"/>
       </w:pPr>
       <w:r>
-        <w:t>Stage 3 · The sustainability specialization</w:t>
+        <w:t>Stage 3 · The sustainability specialisation</w:t>
       </w:r>
     </w:p>
     <w:p>
@@ -1066,7 +1066,7 @@
     </w:p>
     <w:p>
       <w:r>
-        <w:t>Nine in ten GCC employers told Taggd's 2026 talent study they cannot find the skills they need. Sustainability sits near the top of the shortage list.</w:t>
+        <w:t>Employers across the GCC keep reporting that they cannot find the skills they need. Sustainability sits near the top of the shortage list.</w:t>
       </w:r>
     </w:p>
     <w:p>
@@ -1105,7 +1105,7 @@
     </w:p>
     <w:p>
       <w:r>
-        <w:t>if your interest in sustainability is purely compliance-driven, a shorter ESG certificate may do the job. This MBA is for people who want the specialization to shape their next decade, rather than a single policy document.</w:t>
+        <w:t>if your interest in sustainability is purely compliance-driven, a shorter ESG certificate may do the job. This MBA is for people who want the specialisation to shape their next decade, rather than a single policy document.</w:t>
       </w:r>
     </w:p>
     <w:p>

--- a/landing-page/program-detail/rushford-business-school/mba/02-mba-in-sustainability-energy-and-environment.docx
+++ b/landing-page/program-detail/rushford-business-school/mba/02-mba-in-sustainability-energy-and-environment.docx
@@ -38,7 +38,7 @@
         <w:t xml:space="preserve">Meta Description: </w:t>
       </w:r>
       <w:r>
-        <w:t>16-month online MBA in Sustainability, Energy and Environment from Rushford Business School. 90 ECTS, evening study, AED instalments. Enquire now.</w:t>
+        <w:t>16-month online MBA in Sustainability, Energy and Environment from Rushford Business School. 90 ECTS, evening study, AED installments. Enquire now.</w:t>
       </w:r>
     </w:p>
     <w:p>
@@ -126,7 +126,7 @@
         <w:pStyle w:val="Heading2"/>
       </w:pPr>
       <w:r>
-        <w:t>Programme at a Glance</w:t>
+        <w:t>Program At A Glance</w:t>
       </w:r>
     </w:p>
     <w:tbl>
@@ -331,12 +331,12 @@
         <w:pStyle w:val="Heading2"/>
       </w:pPr>
       <w:r>
-        <w:t>Programme Overview</w:t>
+        <w:t>Program Overview</w:t>
       </w:r>
     </w:p>
     <w:p>
       <w:r>
-        <w:t>Every boardroom in the Gulf now has an energy conversation sitting in it, whether the company admits it or not. This MBA joins that conversation with credentials behind it: the standard Rushford management core first, then a specialisation running through energy economics, sustainability strategy, renewables, efficiency, and the newer language of smart cities. Climate science gets taught through cases, not slogans, which matters more than it sounds.</w:t>
+        <w:t>Every boardroom in the Gulf now has an energy conversation sitting in it, whether the company admits it or not. This MBA joins that conversation with credentials behind it: the standard Rushford management core first, then a specialization running through energy economics, sustainability strategy, renewables, efficiency, and the newer language of smart cities. Climate science gets taught through cases, not slogans, which matters more than it sounds.</w:t>
       </w:r>
     </w:p>
     <w:p>
@@ -349,7 +349,7 @@
         <w:pStyle w:val="Heading2"/>
       </w:pPr>
       <w:r>
-        <w:t>Why Choose This Programme</w:t>
+        <w:t>Why Choose This Program</w:t>
       </w:r>
     </w:p>
     <w:p>
@@ -362,7 +362,7 @@
     </w:p>
     <w:p>
       <w:r>
-        <w:t>Evenings and three-week courses. The paycheque keeps landing while the specialisation builds, and that is the whole point of the format.</w:t>
+        <w:t>Evenings and three-week courses. The paycheque keeps landing while the specialization builds, and that is the whole point of the format.</w:t>
       </w:r>
     </w:p>
     <w:p>
@@ -409,7 +409,7 @@
         <w:rPr>
           <w:b/>
         </w:rPr>
-        <w:t>Instalments in dirhams</w:t>
+        <w:t>Installments in dirhams</w:t>
       </w:r>
     </w:p>
     <w:p>
@@ -438,7 +438,7 @@
         <w:t>Closing line:</w:t>
       </w:r>
       <w:r>
-        <w:t xml:space="preserve"> The diploma carries the Swiss school's name, and the specialisation is the part that opens doors in energy. Both come in the same envelope.</w:t>
+        <w:t xml:space="preserve"> The diploma carries the Swiss school's name, and the specialization is the part that opens doors in energy. Both come in the same envelope.</w:t>
       </w:r>
     </w:p>
     <w:p>
@@ -510,7 +510,7 @@
         <w:pStyle w:val="ListNumber"/>
       </w:pPr>
       <w:r>
-        <w:t>Finish with a capstone rooted in a real organisation's sustainability problem</w:t>
+        <w:t>Finish with a capstone rooted in a real organization's sustainability problem</w:t>
       </w:r>
     </w:p>
     <w:p>
@@ -606,7 +606,7 @@
         <w:pStyle w:val="Heading2"/>
       </w:pPr>
       <w:r>
-        <w:t>Programme Structure</w:t>
+        <w:t>Program Structure</w:t>
       </w:r>
     </w:p>
     <w:p>
@@ -747,7 +747,7 @@
         <w:spacing w:before="200"/>
       </w:pPr>
       <w:r>
-        <w:t>Stage 3 · The sustainability specialisation</w:t>
+        <w:t>Stage 3 · The sustainability specialization</w:t>
       </w:r>
     </w:p>
     <w:p>
@@ -932,7 +932,7 @@
                 <w:b/>
                 <w:sz w:val="20"/>
               </w:rPr>
-              <w:t>Affordable instalments</w:t>
+              <w:t>Affordable installments</w:t>
             </w:r>
           </w:p>
         </w:tc>
@@ -1003,7 +1003,7 @@
               <w:rPr>
                 <w:sz w:val="20"/>
               </w:rPr>
-              <w:t>Enrolment paperwork worked through with you, step by step</w:t>
+              <w:t>Enrollment paperwork worked through with you, step by step</w:t>
             </w:r>
           </w:p>
         </w:tc>
@@ -1105,7 +1105,7 @@
     </w:p>
     <w:p>
       <w:r>
-        <w:t>if your interest in sustainability is purely compliance-driven, a shorter ESG certificate may do the job. This MBA is for people who want the specialisation to shape their next decade, rather than a single policy document.</w:t>
+        <w:t>if your interest in sustainability is purely compliance-driven, a shorter ESG certificate may do the job. This MBA is for people who want the specialization to shape their next decade, rather than a single policy document.</w:t>
       </w:r>
     </w:p>
     <w:p>
@@ -1196,7 +1196,7 @@
                 <w:b/>
                 <w:sz w:val="20"/>
               </w:rPr>
-              <w:t>Monthly Instalments</w:t>
+              <w:t>Monthly Installments</w:t>
             </w:r>
           </w:p>
         </w:tc>
@@ -1281,7 +1281,7 @@
         <w:t xml:space="preserve">Request the fee structure: </w:t>
       </w:r>
       <w:r>
-        <w:t>Fees move with the intake and the study mode, so no fixed number sits on this page. Talk to admissions for a personal breakdown, which is free and binds you to nothing. Across our Master's programmes, totals usually land between AED 16,000 and 40,000.</w:t>
+        <w:t>Fees move with the intake and the study mode, so no fixed number is published in advance. Talk to admissions for a personal breakdown, which is free and binds you to nothing. Across our Master's programs, totals usually land between AED 16,000 and 40,000.</w:t>
       </w:r>
     </w:p>
     <w:sectPr>
